--- a/zht/docx/60.content.docx
+++ b/zht/docx/60.content.docx
@@ -136,13 +136,6 @@
         <w:rPr>
           <w:lang w:val="zh_TW" w:bidi="zh_TW"/>
         </w:rPr>
-      </w:r>
-      <w:r>
-        <w:rPr>
-          <w:i/>
-          <w:lang w:val="zh_TW" w:bidi="zh_TW"/>
-        </w:rPr>
-        <w:t>彼得前書 1:1, 彼得前書 1:1 (#2), 彼得前書 1:3, 彼得前書 1:3 (#2), 彼得前書 1:4, 彼得前書 1:5, 彼得前書 1:7, 彼得前書 1:7 (#2), 彼得前書 1:8, 彼得前書 1:9, 彼得前書 1:10, 彼得前書 1:11, 彼得前書 1:12, 彼得前書 1:12 (#2), 彼得前書 1:13–14, 彼得前書 1:15–16, 彼得前書 1:17, 彼得前書 1:18, 彼得前書 1:18–19, 彼得前書 1:20, 彼得前書 1:22, 彼得前書 1:23, 彼得前書 1:24, 彼得前書 1:25, 彼得前書 2:1, 彼得前書 2:2, 彼得前書 2:4–5, 彼得前書 2:5, 彼得前書 2:7–8, 彼得前書 2:9–10, 彼得前書 2:11–12, 彼得前書 2:13–15, 彼得前書 2:16, 彼得前書 2:18–20, 彼得前書 2:21–23, 彼得前書 2:24, 彼得前書 2:25, 彼得前書 3:1, 彼得前書 3:3–4, 彼得前書 3:5–6, 彼得前書 3:7, 彼得前書 3:8–9, 彼得前書 3:10–12, 彼得前書 3:14, 彼得前書 3:15, 彼得前書 3:15–16, 彼得前書 3:18, 彼得前書 3:19–20, 彼得前書 3:21, 彼得前書 3:22, 彼得前書 4:1, 彼得前書 4:3–4, 彼得前書 4:5, 彼得前書 4:7, 彼得前書 4:10–11, 彼得前書 4:12–13, 彼得前書 4:15, 彼得前書 4:17–18, 彼得前書 4:19, 彼得前書 5:1, 彼得前書 5:1–2, 彼得前書 5:5, 彼得前書 5:5–7, 彼得前書 5:8, 彼得前書 5:8–9, 彼得前書 5:10, 彼得前書 5:12, 彼得前書 5:12 (#2), 彼得前書 5:13–14</w:t>
       </w:r>
       <w:r>
         <w:rPr>

--- a/zht/docx/60.content.docx
+++ b/zht/docx/60.content.docx
@@ -123,19 +123,6 @@
           <w:lang w:val="zh_TW" w:bidi="zh_TW"/>
         </w:rPr>
         <w:t>1PE</w:t>
-      </w:r>
-      <w:r>
-        <w:rPr>
-          <w:lang w:val="zh_TW" w:bidi="zh_TW"/>
-        </w:rPr>
-      </w:r>
-    </w:p>
-    <w:p>
-      <w:pPr/>
-      <w:r>
-        <w:rPr>
-          <w:lang w:val="zh_TW" w:bidi="zh_TW"/>
-        </w:rPr>
       </w:r>
       <w:r>
         <w:rPr>

--- a/zht/docx/60.content.docx
+++ b/zht/docx/60.content.docx
@@ -19,7 +19,7 @@
         <w:rPr>
           <w:lang w:val="zh_TW" w:bidi="zh_TW"/>
         </w:rPr>
-        <w:t>Resource: 翻譯問題 (unfoldingWord)</w:t>
+        <w:t>Resource: unfoldingWord® Translation Questions</w:t>
       </w:r>
       <w:r>
         <w:rPr>
@@ -85,7 +85,7 @@
         <w:rPr>
           <w:lang w:val="zh_TW" w:bidi="zh_TW"/>
         </w:rPr>
-        <w:t>翻譯問題 (unfoldingWord)</w:t>
+        <w:t>unfoldingWord® Translation Questions</w:t>
       </w:r>
     </w:p>
     <w:p>

--- a/zht/docx/60.content.docx
+++ b/zht/docx/60.content.docx
@@ -575,7 +575,7 @@
         <w:rPr>
           <w:lang w:val="zh_TW" w:bidi="zh_TW"/>
         </w:rPr>
-        <w:t>彼得前書 1:7</w:t>
+        <w:t>彼得前書 1:6–7</w:t>
       </w:r>
       <w:r>
         <w:rPr>
